--- a/Actividad Eligardo 1.2/La metodología CRISP2.docx
+++ b/Actividad Eligardo 1.2/La metodología CRISP2.docx
@@ -1,6 +1,6 @@
 
 <file path=word/document.xml><?xml version="1.0" encoding="utf-8"?>
-<w:document xmlns:wpc="http://schemas.microsoft.com/office/word/2010/wordprocessingCanvas" xmlns:cx="http://schemas.microsoft.com/office/drawing/2014/chartex" xmlns:mc="http://schemas.openxmlformats.org/markup-compatibility/2006" xmlns:o="urn:schemas-microsoft-com:office:office" xmlns:r="http://schemas.openxmlformats.org/officeDocument/2006/relationships" xmlns:m="http://schemas.openxmlformats.org/officeDocument/2006/math" xmlns:v="urn:schemas-microsoft-com:vml" xmlns:wp14="http://schemas.microsoft.com/office/word/2010/wordprocessingDrawing" xmlns:wp="http://schemas.openxmlformats.org/drawingml/2006/wordprocessingDrawing" xmlns:w10="urn:schemas-microsoft-com:office:word" xmlns:w="http://schemas.openxmlformats.org/wordprocessingml/2006/main" xmlns:w14="http://schemas.microsoft.com/office/word/2010/wordml" xmlns:w15="http://schemas.microsoft.com/office/word/2012/wordml" xmlns:w16se="http://schemas.microsoft.com/office/word/2015/wordml/symex" xmlns:wpg="http://schemas.microsoft.com/office/word/2010/wordprocessingGroup" xmlns:wpi="http://schemas.microsoft.com/office/word/2010/wordprocessingInk" xmlns:wne="http://schemas.microsoft.com/office/word/2006/wordml" xmlns:wps="http://schemas.microsoft.com/office/word/2010/wordprocessingShape" mc:Ignorable="w14 w15 w16se wp14">
+<w:document xmlns:wpc="http://schemas.microsoft.com/office/word/2010/wordprocessingCanvas" xmlns:cx="http://schemas.microsoft.com/office/drawing/2014/chartex" xmlns:cx1="http://schemas.microsoft.com/office/drawing/2015/9/8/chartex" xmlns:cx2="http://schemas.microsoft.com/office/drawing/2015/10/21/chartex" xmlns:cx3="http://schemas.microsoft.com/office/drawing/2016/5/9/chartex" xmlns:cx4="http://schemas.microsoft.com/office/drawing/2016/5/10/chartex" xmlns:cx5="http://schemas.microsoft.com/office/drawing/2016/5/11/chartex" xmlns:cx6="http://schemas.microsoft.com/office/drawing/2016/5/12/chartex" xmlns:cx7="http://schemas.microsoft.com/office/drawing/2016/5/13/chartex" xmlns:cx8="http://schemas.microsoft.com/office/drawing/2016/5/14/chartex" xmlns:mc="http://schemas.openxmlformats.org/markup-compatibility/2006" xmlns:aink="http://schemas.microsoft.com/office/drawing/2016/ink" xmlns:am3d="http://schemas.microsoft.com/office/drawing/2017/model3d" xmlns:o="urn:schemas-microsoft-com:office:office" xmlns:oel="http://schemas.microsoft.com/office/2019/extlst" xmlns:r="http://schemas.openxmlformats.org/officeDocument/2006/relationships" xmlns:m="http://schemas.openxmlformats.org/officeDocument/2006/math" xmlns:v="urn:schemas-microsoft-com:vml" xmlns:wp14="http://schemas.microsoft.com/office/word/2010/wordprocessingDrawing" xmlns:wp="http://schemas.openxmlformats.org/drawingml/2006/wordprocessingDrawing" xmlns:w10="urn:schemas-microsoft-com:office:word" xmlns:w="http://schemas.openxmlformats.org/wordprocessingml/2006/main" xmlns:w14="http://schemas.microsoft.com/office/word/2010/wordml" xmlns:w15="http://schemas.microsoft.com/office/word/2012/wordml" xmlns:w16cex="http://schemas.microsoft.com/office/word/2018/wordml/cex" xmlns:w16cid="http://schemas.microsoft.com/office/word/2016/wordml/cid" xmlns:w16="http://schemas.microsoft.com/office/word/2018/wordml" xmlns:w16du="http://schemas.microsoft.com/office/word/2023/wordml/word16du" xmlns:w16sdtdh="http://schemas.microsoft.com/office/word/2020/wordml/sdtdatahash" xmlns:w16sdtfl="http://schemas.microsoft.com/office/word/2024/wordml/sdtformatlock" xmlns:w16se="http://schemas.microsoft.com/office/word/2015/wordml/symex" xmlns:wpg="http://schemas.microsoft.com/office/word/2010/wordprocessingGroup" xmlns:wpi="http://schemas.microsoft.com/office/word/2010/wordprocessingInk" xmlns:wne="http://schemas.microsoft.com/office/word/2006/wordml" xmlns:wps="http://schemas.microsoft.com/office/word/2010/wordprocessingShape" mc:Ignorable="w14 w15 w16se w16cid w16 w16cex w16sdtdh w16sdtfl w16du wp14">
   <w:body>
     <w:p>
       <w:pPr>
@@ -91,8 +91,6 @@
           <w:lang w:val="en-US"/>
         </w:rPr>
       </w:pPr>
-      <w:bookmarkStart w:id="0" w:name="_GoBack"/>
-      <w:bookmarkEnd w:id="0"/>
     </w:p>
     <w:p>
       <w:pPr>
@@ -297,158 +295,145 @@
     <w:p>
       <w:pPr>
         <w:pStyle w:val="NormalWeb"/>
-        <w:rPr>
-          <w:rFonts w:ascii="Georgia" w:hAnsi="Georgia"/>
-        </w:rPr>
-      </w:pPr>
-      <w:r>
-        <w:rPr>
-          <w:rFonts w:ascii="Georgia" w:hAnsi="Georgia"/>
+        <w:spacing w:line="480" w:lineRule="auto"/>
+        <w:ind w:firstLine="720"/>
+        <w:rPr>
+          <w:rFonts w:ascii="Georgia" w:hAnsi="Georgia"/>
+          <w:b/>
+          <w:bCs/>
+        </w:rPr>
+      </w:pPr>
+      <w:r>
+        <w:rPr>
+          <w:rFonts w:ascii="Georgia" w:hAnsi="Georgia"/>
+          <w:b/>
+          <w:bCs/>
         </w:rPr>
         <w:lastRenderedPageBreak/>
-        <w:t>En la actualidad, el análisis de datos se ha convertido en una herramienta fundamental para la toma de decisiones en empresas y organizaciones. Sin embargo, trabajar con datos no solo consiste en analizarlos, sino en seguir un proceso estructurado que permita obtener resultados confiables.</w:t>
+        <w:t>Introduccion</w:t>
       </w:r>
     </w:p>
     <w:p>
       <w:pPr>
         <w:pStyle w:val="NormalWeb"/>
-        <w:rPr>
-          <w:rFonts w:ascii="Georgia" w:hAnsi="Georgia"/>
-        </w:rPr>
-      </w:pPr>
-      <w:r>
-        <w:rPr>
-          <w:rFonts w:ascii="Georgia" w:hAnsi="Georgia"/>
-        </w:rPr>
-        <w:t xml:space="preserve">Una de las metodologías más utilizadas para este propósito es </w:t>
-      </w:r>
-      <w:r>
-        <w:rPr>
-          <w:rStyle w:val="Textoennegrita"/>
-          <w:rFonts w:ascii="Georgia" w:hAnsi="Georgia"/>
-        </w:rPr>
-        <w:t xml:space="preserve">CRISP-DM (Cross </w:t>
-      </w:r>
-      <w:proofErr w:type="spellStart"/>
-      <w:r>
-        <w:rPr>
-          <w:rStyle w:val="Textoennegrita"/>
-          <w:rFonts w:ascii="Georgia" w:hAnsi="Georgia"/>
-        </w:rPr>
-        <w:t>Industry</w:t>
-      </w:r>
-      <w:proofErr w:type="spellEnd"/>
-      <w:r>
-        <w:rPr>
-          <w:rStyle w:val="Textoennegrita"/>
-          <w:rFonts w:ascii="Georgia" w:hAnsi="Georgia"/>
-        </w:rPr>
-        <w:t xml:space="preserve"> Standard </w:t>
-      </w:r>
-      <w:proofErr w:type="spellStart"/>
-      <w:r>
-        <w:rPr>
-          <w:rStyle w:val="Textoennegrita"/>
-          <w:rFonts w:ascii="Georgia" w:hAnsi="Georgia"/>
-        </w:rPr>
-        <w:t>Process</w:t>
-      </w:r>
-      <w:proofErr w:type="spellEnd"/>
-      <w:r>
-        <w:rPr>
-          <w:rStyle w:val="Textoennegrita"/>
-          <w:rFonts w:ascii="Georgia" w:hAnsi="Georgia"/>
-        </w:rPr>
-        <w:t xml:space="preserve"> </w:t>
-      </w:r>
-      <w:proofErr w:type="spellStart"/>
-      <w:r>
-        <w:rPr>
-          <w:rStyle w:val="Textoennegrita"/>
-          <w:rFonts w:ascii="Georgia" w:hAnsi="Georgia"/>
-        </w:rPr>
-        <w:t>for</w:t>
-      </w:r>
-      <w:proofErr w:type="spellEnd"/>
-      <w:r>
-        <w:rPr>
-          <w:rStyle w:val="Textoennegrita"/>
-          <w:rFonts w:ascii="Georgia" w:hAnsi="Georgia"/>
-        </w:rPr>
-        <w:t xml:space="preserve"> Data </w:t>
-      </w:r>
-      <w:proofErr w:type="spellStart"/>
-      <w:r>
-        <w:rPr>
-          <w:rStyle w:val="Textoennegrita"/>
-          <w:rFonts w:ascii="Georgia" w:hAnsi="Georgia"/>
-        </w:rPr>
-        <w:t>Mining</w:t>
-      </w:r>
-      <w:proofErr w:type="spellEnd"/>
-      <w:r>
-        <w:rPr>
-          <w:rStyle w:val="Textoennegrita"/>
-          <w:rFonts w:ascii="Georgia" w:hAnsi="Georgia"/>
-        </w:rPr>
-        <w:t>)</w:t>
-      </w:r>
-      <w:r>
-        <w:rPr>
-          <w:rFonts w:ascii="Georgia" w:hAnsi="Georgia"/>
-        </w:rPr>
-        <w:t xml:space="preserve">, la cual proporciona una guía clara para desarrollar proyectos de minería de datos y análisis predictivo. Esta metodología organiza el trabajo en distintas fases que van desde l </w:t>
-      </w:r>
-      <w:r>
-        <w:rPr>
-          <w:rFonts w:ascii="Georgia" w:hAnsi="Georgia"/>
-        </w:rPr>
-        <w:t xml:space="preserve">comprensión del negocio, </w:t>
-      </w:r>
-      <w:r>
-        <w:rPr>
-          <w:rFonts w:ascii="Georgia" w:hAnsi="Georgia"/>
-        </w:rPr>
-        <w:t xml:space="preserve">pasando a la </w:t>
-      </w:r>
-      <w:r>
-        <w:rPr>
-          <w:rFonts w:ascii="Georgia" w:hAnsi="Georgia"/>
-        </w:rPr>
-        <w:t>comprensión de los datos, preparación de los datos, modelado, evaluación</w:t>
-      </w:r>
-      <w:r>
-        <w:rPr>
-          <w:rFonts w:ascii="Georgia" w:hAnsi="Georgia"/>
-        </w:rPr>
-        <w:t xml:space="preserve"> y luego la </w:t>
-      </w:r>
-      <w:r>
-        <w:rPr>
-          <w:rFonts w:ascii="Georgia" w:hAnsi="Georgia"/>
-        </w:rPr>
-        <w:t xml:space="preserve">implantación (despliegue) del modelo.  </w:t>
-      </w:r>
-    </w:p>
-    <w:p>
-      <w:pPr>
-        <w:rPr>
-          <w:rFonts w:ascii="Georgia" w:hAnsi="Georgia"/>
-          <w:sz w:val="24"/>
-          <w:szCs w:val="24"/>
-        </w:rPr>
-      </w:pPr>
-      <w:r>
-        <w:rPr>
-          <w:rFonts w:ascii="Georgia" w:hAnsi="Georgia"/>
-          <w:sz w:val="24"/>
-          <w:szCs w:val="24"/>
-        </w:rPr>
-        <w:t>El presente trabajo tiene como objetivo explicar las etapas del proceso CRISP-DM, enfocándose principalmente en la preparación de datos, el modelado, la evaluación y la implantación del modelo, así como su representación mediante un diagrama de flujo. Además, se incluye un ejemplo de aplicación real y un modelo de reporte ejecutivo para la presentación de resultados.</w:t>
-      </w:r>
-    </w:p>
-    <w:p>
-      <w:pPr>
+        <w:spacing w:line="480" w:lineRule="auto"/>
+        <w:ind w:firstLine="720"/>
+        <w:rPr>
+          <w:rFonts w:ascii="Georgia" w:hAnsi="Georgia"/>
+        </w:rPr>
+      </w:pPr>
+      <w:r>
+        <w:rPr>
+          <w:rFonts w:ascii="Georgia" w:hAnsi="Georgia"/>
+        </w:rPr>
+        <w:t>En la actualidad, el análisis de datos se ha convertido en una herramienta fundamental para la toma de decisiones en empresas y organizaciones. En el contexto de los videojuegos en línea, especialmente en entornos multijugador como Dota 2, el comportamiento de los usuarios influye directamente en la experiencia de juego.</w:t>
+      </w:r>
+    </w:p>
+    <w:p>
+      <w:pPr>
+        <w:pStyle w:val="NormalWeb"/>
+        <w:spacing w:line="480" w:lineRule="auto"/>
+        <w:ind w:firstLine="720"/>
+        <w:rPr>
+          <w:rFonts w:ascii="Georgia" w:hAnsi="Georgia"/>
+        </w:rPr>
+      </w:pPr>
+      <w:r>
+        <w:rPr>
+          <w:rFonts w:ascii="Georgia" w:hAnsi="Georgia"/>
+        </w:rPr>
+        <w:t>Uno de los principales problemas en este tipo de plataformas es la presencia de leguaje toxico en los chats, lo cual afecta negativamente la interacción entre jugadores y puede provocar el abandono del juego. Empresas como Valve Corporation han implementado sistemas de reportes y penalización; sin embargo, la detección automática de este tipo de comportamiento sigue siendo un desafío.</w:t>
+      </w:r>
+    </w:p>
+    <w:p>
+      <w:pPr>
+        <w:spacing w:line="480" w:lineRule="auto"/>
+        <w:ind w:firstLine="720"/>
+        <w:rPr>
+          <w:rFonts w:ascii="Georgia" w:hAnsi="Georgia"/>
+          <w:sz w:val="24"/>
+          <w:szCs w:val="24"/>
+        </w:rPr>
+      </w:pPr>
+      <w:r>
+        <w:rPr>
+          <w:rFonts w:ascii="Georgia" w:hAnsi="Georgia"/>
+          <w:sz w:val="24"/>
+          <w:szCs w:val="24"/>
+        </w:rPr>
+        <w:t>El presente trabajo tiene como objetivo aplicar la metodología CRISP-DM para desarrollar un modelo predictivo capaz de identificar mensajes tóxicos en el chat del juego, contribuyendo a mejorar la experiencia del usuario y apoyar los sistemas de moderación.</w:t>
+      </w:r>
+    </w:p>
+    <w:p>
+      <w:pPr>
+        <w:spacing w:line="480" w:lineRule="auto"/>
+        <w:ind w:firstLine="720"/>
+        <w:rPr>
+          <w:rFonts w:ascii="Georgia" w:hAnsi="Georgia"/>
+          <w:sz w:val="24"/>
+          <w:szCs w:val="24"/>
+        </w:rPr>
+      </w:pPr>
+    </w:p>
+    <w:p>
+      <w:pPr>
+        <w:spacing w:line="480" w:lineRule="auto"/>
+        <w:ind w:firstLine="720"/>
+        <w:rPr>
+          <w:rFonts w:ascii="Georgia" w:hAnsi="Georgia"/>
+          <w:sz w:val="24"/>
+          <w:szCs w:val="24"/>
+        </w:rPr>
+      </w:pPr>
+    </w:p>
+    <w:p>
+      <w:pPr>
+        <w:spacing w:line="480" w:lineRule="auto"/>
+        <w:ind w:firstLine="720"/>
+        <w:rPr>
+          <w:rFonts w:ascii="Georgia" w:hAnsi="Georgia"/>
+          <w:sz w:val="24"/>
+          <w:szCs w:val="24"/>
+        </w:rPr>
+      </w:pPr>
+    </w:p>
+    <w:p>
+      <w:pPr>
+        <w:spacing w:line="480" w:lineRule="auto"/>
+        <w:ind w:firstLine="720"/>
+        <w:rPr>
+          <w:rFonts w:ascii="Georgia" w:hAnsi="Georgia"/>
+          <w:sz w:val="24"/>
+          <w:szCs w:val="24"/>
+        </w:rPr>
+      </w:pPr>
+    </w:p>
+    <w:p>
+      <w:pPr>
+        <w:spacing w:line="480" w:lineRule="auto"/>
+        <w:ind w:firstLine="720"/>
+        <w:rPr>
+          <w:rFonts w:ascii="Georgia" w:hAnsi="Georgia"/>
+          <w:sz w:val="24"/>
+          <w:szCs w:val="24"/>
+        </w:rPr>
+      </w:pPr>
+    </w:p>
+    <w:p>
+      <w:pPr>
+        <w:spacing w:line="480" w:lineRule="auto"/>
+        <w:ind w:firstLine="720"/>
+        <w:rPr>
+          <w:rFonts w:ascii="Georgia" w:hAnsi="Georgia"/>
+          <w:sz w:val="24"/>
+          <w:szCs w:val="24"/>
+        </w:rPr>
+      </w:pPr>
+    </w:p>
+    <w:p>
+      <w:pPr>
+        <w:spacing w:line="480" w:lineRule="auto"/>
+        <w:ind w:firstLine="720"/>
         <w:rPr>
           <w:rFonts w:ascii="Georgia" w:hAnsi="Georgia"/>
           <w:sz w:val="24"/>
@@ -488,155 +473,92 @@
     </w:p>
     <w:p>
       <w:pPr>
-        <w:rPr>
-          <w:rFonts w:ascii="Georgia" w:hAnsi="Georgia"/>
-          <w:b/>
-          <w:bCs/>
-          <w:sz w:val="24"/>
-          <w:szCs w:val="24"/>
-        </w:rPr>
-      </w:pPr>
-      <w:r>
-        <w:rPr>
-          <w:rFonts w:ascii="Georgia" w:hAnsi="Georgia"/>
-          <w:b/>
-          <w:bCs/>
-          <w:sz w:val="24"/>
-          <w:szCs w:val="24"/>
-        </w:rPr>
-        <w:t xml:space="preserve">1. Preparación de los datos </w:t>
-      </w:r>
-    </w:p>
-    <w:p>
-      <w:pPr>
-        <w:rPr>
-          <w:rFonts w:ascii="Georgia" w:hAnsi="Georgia"/>
-          <w:sz w:val="24"/>
-          <w:szCs w:val="24"/>
-        </w:rPr>
-      </w:pPr>
-      <w:r>
-        <w:rPr>
-          <w:rFonts w:ascii="Georgia" w:hAnsi="Georgia"/>
-          <w:sz w:val="24"/>
-          <w:szCs w:val="24"/>
-        </w:rPr>
-        <w:t xml:space="preserve">La preparación de los datos es la etapa del proceso de análisis predictivo donde los </w:t>
-      </w:r>
-    </w:p>
-    <w:p>
-      <w:pPr>
-        <w:rPr>
-          <w:rFonts w:ascii="Georgia" w:hAnsi="Georgia"/>
-          <w:sz w:val="24"/>
-          <w:szCs w:val="24"/>
-        </w:rPr>
-      </w:pPr>
-      <w:r>
-        <w:rPr>
-          <w:rFonts w:ascii="Georgia" w:hAnsi="Georgia"/>
-          <w:sz w:val="24"/>
-          <w:szCs w:val="24"/>
-        </w:rPr>
-        <w:t xml:space="preserve">datos originales se organizan y se preparan para poder analizarlos correctamente. </w:t>
-      </w:r>
-    </w:p>
-    <w:p>
-      <w:pPr>
-        <w:rPr>
-          <w:rFonts w:ascii="Georgia" w:hAnsi="Georgia"/>
-          <w:sz w:val="24"/>
-          <w:szCs w:val="24"/>
-        </w:rPr>
-      </w:pPr>
-      <w:r>
-        <w:rPr>
-          <w:rFonts w:ascii="Georgia" w:hAnsi="Georgia"/>
-          <w:sz w:val="24"/>
-          <w:szCs w:val="24"/>
-        </w:rPr>
-        <w:t xml:space="preserve">En esta fase se seleccionan los datos relevantes, se corrigen errores, se eliminan </w:t>
-      </w:r>
-    </w:p>
-    <w:p>
-      <w:pPr>
-        <w:rPr>
-          <w:rFonts w:ascii="Georgia" w:hAnsi="Georgia"/>
-          <w:sz w:val="24"/>
-          <w:szCs w:val="24"/>
-        </w:rPr>
-      </w:pPr>
-      <w:r>
-        <w:rPr>
-          <w:rFonts w:ascii="Georgia" w:hAnsi="Georgia"/>
-          <w:sz w:val="24"/>
-          <w:szCs w:val="24"/>
-        </w:rPr>
-        <w:t xml:space="preserve">inconsistencias y se transforman los datos para que puedan ser utilizados por los </w:t>
-      </w:r>
-    </w:p>
-    <w:p>
-      <w:pPr>
-        <w:rPr>
-          <w:rFonts w:ascii="Georgia" w:hAnsi="Georgia"/>
-          <w:sz w:val="24"/>
-          <w:szCs w:val="24"/>
-        </w:rPr>
-      </w:pPr>
-      <w:r>
-        <w:rPr>
-          <w:rFonts w:ascii="Georgia" w:hAnsi="Georgia"/>
-          <w:sz w:val="24"/>
-          <w:szCs w:val="24"/>
-        </w:rPr>
-        <w:t xml:space="preserve">algoritmos de análisis. El objetivo principal es obtener un conjunto de datos limpio, </w:t>
-      </w:r>
-    </w:p>
-    <w:p>
-      <w:pPr>
-        <w:rPr>
-          <w:rFonts w:ascii="Georgia" w:hAnsi="Georgia"/>
-          <w:sz w:val="24"/>
-          <w:szCs w:val="24"/>
-        </w:rPr>
-      </w:pPr>
-      <w:r>
-        <w:rPr>
-          <w:rFonts w:ascii="Georgia" w:hAnsi="Georgia"/>
-          <w:sz w:val="24"/>
-          <w:szCs w:val="24"/>
-        </w:rPr>
-        <w:t xml:space="preserve">organizado y listo para el modelado, ya que la calidad de los resultados depende en </w:t>
-      </w:r>
-    </w:p>
-    <w:p>
-      <w:pPr>
-        <w:rPr>
-          <w:rFonts w:ascii="Georgia" w:hAnsi="Georgia"/>
-          <w:sz w:val="24"/>
-          <w:szCs w:val="24"/>
-        </w:rPr>
-      </w:pPr>
-      <w:r>
-        <w:rPr>
-          <w:rFonts w:ascii="Georgia" w:hAnsi="Georgia"/>
-          <w:sz w:val="24"/>
-          <w:szCs w:val="24"/>
-        </w:rPr>
-        <w:t xml:space="preserve">gran medida de la calidad de los datos utilizados. </w:t>
-      </w:r>
-    </w:p>
-    <w:p>
-      <w:pPr>
-        <w:rPr>
-          <w:rFonts w:ascii="Georgia" w:hAnsi="Georgia"/>
-          <w:sz w:val="24"/>
-          <w:szCs w:val="24"/>
-        </w:rPr>
-      </w:pPr>
-    </w:p>
-    <w:p>
-      <w:pPr>
+        <w:pStyle w:val="ListParagraph"/>
+        <w:numPr>
+          <w:ilvl w:val="0"/>
+          <w:numId w:val="4"/>
+        </w:numPr>
+        <w:rPr>
+          <w:rFonts w:ascii="Georgia" w:hAnsi="Georgia"/>
+          <w:b/>
+          <w:bCs/>
+          <w:sz w:val="24"/>
+          <w:szCs w:val="24"/>
+        </w:rPr>
+      </w:pPr>
+      <w:r>
+        <w:rPr>
+          <w:rFonts w:ascii="Georgia" w:hAnsi="Georgia"/>
+          <w:b/>
+          <w:bCs/>
+          <w:sz w:val="24"/>
+          <w:szCs w:val="24"/>
+        </w:rPr>
+        <w:t xml:space="preserve">Preparación de los datos </w:t>
+      </w:r>
+    </w:p>
+    <w:p>
+      <w:pPr>
+        <w:spacing w:line="480" w:lineRule="auto"/>
+        <w:ind w:firstLine="720"/>
+        <w:rPr>
+          <w:rFonts w:ascii="Georgia" w:hAnsi="Georgia"/>
+          <w:sz w:val="24"/>
+          <w:szCs w:val="24"/>
+        </w:rPr>
+      </w:pPr>
+      <w:r>
+        <w:rPr>
+          <w:rFonts w:ascii="Georgia" w:hAnsi="Georgia"/>
+          <w:sz w:val="24"/>
+          <w:szCs w:val="24"/>
+        </w:rPr>
+        <w:t>En este proyecto, la preparación de los datos se enfoca en el procesamiento de mensajes de chat obtenidos de partidas de Dota2. Estos datos incluyen texto escrito por los jugadores durante las partidas, los cuales deben ser limpiados y transformados para su análisis</w:t>
+      </w:r>
+    </w:p>
+    <w:p>
+      <w:pPr>
+        <w:spacing w:line="480" w:lineRule="auto"/>
+        <w:ind w:firstLine="720"/>
+        <w:rPr>
+          <w:rFonts w:ascii="Georgia" w:hAnsi="Georgia"/>
+          <w:sz w:val="24"/>
+          <w:szCs w:val="24"/>
+        </w:rPr>
+      </w:pPr>
+    </w:p>
+    <w:p>
+      <w:pPr>
+        <w:spacing w:line="480" w:lineRule="auto"/>
+        <w:ind w:firstLine="720"/>
+        <w:rPr>
+          <w:rFonts w:ascii="Georgia" w:hAnsi="Georgia"/>
+          <w:sz w:val="24"/>
+          <w:szCs w:val="24"/>
+        </w:rPr>
+      </w:pPr>
+      <w:r>
+        <w:rPr>
+          <w:rFonts w:ascii="Georgia" w:hAnsi="Georgia"/>
+          <w:sz w:val="24"/>
+          <w:szCs w:val="24"/>
+        </w:rPr>
+        <w:t xml:space="preserve">La preparación de los datos es la etapa del proceso de análisis predictivo donde los datos originales se organizan y se preparan para poder analizarlos correctamente. En esta fase se seleccionan los datos relevantes, se corrigen errores, se eliminan inconsistencias y se transforman los datos para que puedan ser utilizados por los algoritmos de análisis. El objetivo principal es obtener un conjunto de datos limpio, organizado y listo para el modelado, ya que la calidad de los resultados depende en gran medida de la calidad de los datos utilizados. </w:t>
+      </w:r>
+    </w:p>
+    <w:p>
+      <w:pPr>
+        <w:rPr>
+          <w:rFonts w:ascii="Georgia" w:hAnsi="Georgia"/>
+          <w:sz w:val="24"/>
+          <w:szCs w:val="24"/>
+        </w:rPr>
+      </w:pPr>
+    </w:p>
+    <w:p>
+      <w:pPr>
+        <w:spacing w:line="480" w:lineRule="auto"/>
+        <w:ind w:firstLine="720"/>
         <w:rPr>
           <w:rFonts w:ascii="Georgia" w:hAnsi="Georgia"/>
           <w:sz w:val="24"/>
@@ -666,6 +588,8 @@
       <w:r>
         <w:rPr>
           <w:rFonts w:ascii="Georgia" w:hAnsi="Georgia"/>
+          <w:b/>
+          <w:bCs/>
           <w:sz w:val="24"/>
           <w:szCs w:val="24"/>
         </w:rPr>
@@ -677,25 +601,36 @@
           <w:sz w:val="24"/>
           <w:szCs w:val="24"/>
         </w:rPr>
-        <w:t>Consiste en elegir únicamente los datos que realmente aportan valor al análisis. No toda la información disponible es útil, por lo que se eliminan variables innecesarias.</w:t>
-      </w:r>
-    </w:p>
-    <w:p>
-      <w:pPr>
-        <w:rPr>
-          <w:rFonts w:ascii="Georgia" w:hAnsi="Georgia"/>
-          <w:sz w:val="24"/>
-          <w:szCs w:val="24"/>
-        </w:rPr>
-      </w:pPr>
-      <w:r>
-        <w:rPr>
-          <w:rFonts w:ascii="Georgia" w:hAnsi="Georgia"/>
-          <w:b/>
-          <w:bCs/>
-          <w:sz w:val="24"/>
-          <w:szCs w:val="24"/>
-        </w:rPr>
+        <w:t>La selección de características consiste en identificar las variables mas relevantes para el análisis, eliminando aquella información que no aporta valor al modelo predictivo. En el contexto de este proyecto, enfocado en la detección de lenguaje toxico en los chats de Dota 2, es fundamental elegir características que permitan representar adecuadamente el comportamiento lingüístico de los jugadores.</w:t>
+      </w:r>
+      <w:r>
+        <w:rPr>
+          <w:rFonts w:ascii="Georgia" w:hAnsi="Georgia"/>
+          <w:sz w:val="24"/>
+          <w:szCs w:val="24"/>
+        </w:rPr>
+        <w:t xml:space="preserve"> </w:t>
+      </w:r>
+    </w:p>
+    <w:p>
+      <w:pPr>
+        <w:spacing w:line="480" w:lineRule="auto"/>
+        <w:ind w:firstLine="720"/>
+        <w:rPr>
+          <w:rFonts w:ascii="Georgia" w:hAnsi="Georgia"/>
+          <w:sz w:val="24"/>
+          <w:szCs w:val="24"/>
+        </w:rPr>
+      </w:pPr>
+      <w:r>
+        <w:rPr>
+          <w:rFonts w:ascii="Georgia" w:hAnsi="Georgia"/>
+          <w:b/>
+          <w:bCs/>
+          <w:sz w:val="24"/>
+          <w:szCs w:val="24"/>
+        </w:rPr>
+        <w:lastRenderedPageBreak/>
         <w:t xml:space="preserve">1.2 </w:t>
       </w:r>
       <w:r>
@@ -711,6 +646,8 @@
       <w:r>
         <w:rPr>
           <w:rFonts w:ascii="Georgia" w:hAnsi="Georgia"/>
+          <w:b/>
+          <w:bCs/>
           <w:sz w:val="24"/>
           <w:szCs w:val="24"/>
         </w:rPr>
@@ -722,134 +659,241 @@
           <w:sz w:val="24"/>
           <w:szCs w:val="24"/>
         </w:rPr>
-        <w:t>Se crean nuevos datos a partir de los existentes para mejorar el análisis. Esto ayuda a encontrar patrones que no se ven fácilmente.</w:t>
-      </w:r>
-    </w:p>
-    <w:p>
-      <w:pPr>
-        <w:rPr>
-          <w:rFonts w:ascii="Georgia" w:hAnsi="Georgia"/>
-          <w:sz w:val="24"/>
-          <w:szCs w:val="24"/>
-        </w:rPr>
-      </w:pPr>
-      <w:r>
-        <w:rPr>
-          <w:rFonts w:ascii="Georgia" w:hAnsi="Georgia"/>
-          <w:b/>
-          <w:bCs/>
-          <w:sz w:val="24"/>
-          <w:szCs w:val="24"/>
+        <w:t>La generación de variables consiste en crear nuevas características a partir de los datos originales (por ejemplo el conteo de palabras ofensivas, el uso de mayúsculas, la frecuencia de expresiones negativas y repetición de palabras) con el objetivo de mejorar la capacidad del modelo para identificar patrones relevantes. En este proyecto, enfocado en la detección de lenguaje toxico en los chats de Dota 2, esta etapa resulta clave para representar de manera mas precisa el comportamiento de los jugadores.</w:t>
+      </w:r>
+      <w:r>
+        <w:rPr>
+          <w:rFonts w:ascii="Georgia" w:hAnsi="Georgia"/>
+          <w:sz w:val="24"/>
+          <w:szCs w:val="24"/>
+        </w:rPr>
+        <w:t xml:space="preserve"> </w:t>
+      </w:r>
+    </w:p>
+    <w:p>
+      <w:pPr>
+        <w:spacing w:line="480" w:lineRule="auto"/>
+        <w:ind w:firstLine="720"/>
+        <w:rPr>
+          <w:rFonts w:ascii="Georgia" w:hAnsi="Georgia"/>
+          <w:sz w:val="24"/>
+          <w:szCs w:val="24"/>
+        </w:rPr>
+      </w:pPr>
+      <w:r>
+        <w:rPr>
+          <w:rFonts w:ascii="Georgia" w:hAnsi="Georgia"/>
+          <w:b/>
+          <w:bCs/>
+          <w:sz w:val="24"/>
+          <w:szCs w:val="24"/>
+        </w:rPr>
+        <w:t xml:space="preserve">1.3 </w:t>
+      </w:r>
+      <w:r>
+        <w:rPr>
+          <w:rFonts w:ascii="Georgia" w:hAnsi="Georgia"/>
+          <w:b/>
+          <w:bCs/>
+          <w:sz w:val="24"/>
+          <w:szCs w:val="24"/>
+        </w:rPr>
+        <w:t>Limpieza de datos:</w:t>
+      </w:r>
+      <w:r>
+        <w:rPr>
+          <w:rFonts w:ascii="Georgia" w:hAnsi="Georgia"/>
+          <w:b/>
+          <w:bCs/>
+          <w:sz w:val="24"/>
+          <w:szCs w:val="24"/>
+        </w:rPr>
+        <w:t xml:space="preserve"> </w:t>
+      </w:r>
+      <w:r>
+        <w:rPr>
+          <w:rFonts w:ascii="Georgia" w:hAnsi="Georgia"/>
+          <w:sz w:val="24"/>
+          <w:szCs w:val="24"/>
+        </w:rPr>
+        <w:t>La limpieza de datos consiste en preparar los mensajes para que sean claros, consistentes y útiles para el análisis. En este proyecto enfocado en los chats de Dota 2, es importante asegurarse de que los textos no tengan errores o elementos que puedan afectar el funcionamiento del modelo.</w:t>
+      </w:r>
+      <w:r>
+        <w:rPr>
+          <w:rFonts w:ascii="Georgia" w:hAnsi="Georgia"/>
+          <w:sz w:val="24"/>
+          <w:szCs w:val="24"/>
+        </w:rPr>
+        <w:t xml:space="preserve"> </w:t>
+      </w:r>
+    </w:p>
+    <w:p>
+      <w:pPr>
+        <w:spacing w:line="480" w:lineRule="auto"/>
+        <w:ind w:firstLine="720"/>
+        <w:rPr>
+          <w:rFonts w:ascii="Georgia" w:hAnsi="Georgia"/>
+          <w:sz w:val="24"/>
+          <w:szCs w:val="24"/>
+        </w:rPr>
+      </w:pPr>
+      <w:r>
+        <w:rPr>
+          <w:rFonts w:ascii="Georgia" w:hAnsi="Georgia"/>
+          <w:b/>
+          <w:bCs/>
+          <w:sz w:val="24"/>
+          <w:szCs w:val="24"/>
+        </w:rPr>
+        <w:t xml:space="preserve">1.4 </w:t>
+      </w:r>
+      <w:r>
+        <w:rPr>
+          <w:rFonts w:ascii="Georgia" w:hAnsi="Georgia"/>
+          <w:b/>
+          <w:bCs/>
+          <w:sz w:val="24"/>
+          <w:szCs w:val="24"/>
+        </w:rPr>
+        <w:t>Cambios de formato:</w:t>
+      </w:r>
+      <w:r>
+        <w:rPr>
+          <w:rFonts w:ascii="Georgia" w:hAnsi="Georgia"/>
+          <w:b/>
+          <w:bCs/>
+          <w:sz w:val="24"/>
+          <w:szCs w:val="24"/>
+        </w:rPr>
+        <w:t xml:space="preserve"> </w:t>
+      </w:r>
+      <w:r>
+        <w:rPr>
+          <w:rFonts w:ascii="Georgia" w:hAnsi="Georgia"/>
+          <w:sz w:val="24"/>
+          <w:szCs w:val="24"/>
+        </w:rPr>
+        <w:t>Los cambios de formato consisten en transformar los datos para que puedan ser entendidos y utilizados por el modelo. En este proyecto, donde se analizan mensajes de chat de Dota 2, es necesario convertir el texto en un formato que el sistema pueda procesar.</w:t>
+      </w:r>
+    </w:p>
+    <w:p>
+      <w:pPr>
+        <w:spacing w:line="480" w:lineRule="auto"/>
+        <w:ind w:firstLine="720"/>
+        <w:rPr>
+          <w:rFonts w:ascii="Georgia" w:hAnsi="Georgia"/>
+          <w:sz w:val="24"/>
+          <w:szCs w:val="24"/>
+        </w:rPr>
+      </w:pPr>
+      <w:r>
+        <w:rPr>
+          <w:rFonts w:ascii="Georgia" w:hAnsi="Georgia"/>
+          <w:sz w:val="24"/>
+          <w:szCs w:val="24"/>
+        </w:rPr>
+        <w:t>Dado que los modelos no pueden interpretar directamente el lenguaje humano, los mensajes deben transformarse en valores numéricos. Esto se puede lograr asignando números a las palabras o representando la frecuencia con la que aparecen ciertos términos dentro de cada mensaje.</w:t>
+      </w:r>
+      <w:r>
+        <w:rPr>
+          <w:rFonts w:ascii="Georgia" w:hAnsi="Georgia"/>
+          <w:sz w:val="24"/>
+          <w:szCs w:val="24"/>
+        </w:rPr>
+        <w:t xml:space="preserve"> </w:t>
+      </w:r>
+    </w:p>
+    <w:p>
+      <w:pPr>
+        <w:spacing w:line="480" w:lineRule="auto"/>
+        <w:ind w:firstLine="720"/>
+        <w:rPr>
+          <w:rFonts w:ascii="Georgia" w:hAnsi="Georgia"/>
+          <w:sz w:val="24"/>
+          <w:szCs w:val="24"/>
+        </w:rPr>
+      </w:pPr>
+    </w:p>
+    <w:p>
+      <w:pPr>
+        <w:spacing w:line="480" w:lineRule="auto"/>
+        <w:ind w:firstLine="720"/>
+        <w:rPr>
+          <w:rFonts w:ascii="Georgia" w:hAnsi="Georgia"/>
+          <w:sz w:val="24"/>
+          <w:szCs w:val="24"/>
+        </w:rPr>
+      </w:pPr>
+    </w:p>
+    <w:p>
+      <w:pPr>
+        <w:pStyle w:val="NormalWeb"/>
+        <w:spacing w:line="480" w:lineRule="auto"/>
+        <w:ind w:firstLine="720"/>
+        <w:rPr>
+          <w:rFonts w:ascii="Georgia" w:hAnsi="Georgia"/>
+        </w:rPr>
+      </w:pPr>
+      <w:r>
+        <w:rPr>
+          <w:rFonts w:ascii="Georgia" w:hAnsi="Georgia"/>
+          <w:b/>
+          <w:bCs/>
         </w:rPr>
         <w:lastRenderedPageBreak/>
-        <w:t xml:space="preserve">1.3 </w:t>
-      </w:r>
-      <w:r>
-        <w:rPr>
-          <w:rFonts w:ascii="Georgia" w:hAnsi="Georgia"/>
-          <w:b/>
-          <w:bCs/>
-          <w:sz w:val="24"/>
-          <w:szCs w:val="24"/>
-        </w:rPr>
-        <w:t>Limpieza de datos:</w:t>
-      </w:r>
-      <w:r>
-        <w:rPr>
-          <w:rFonts w:ascii="Georgia" w:hAnsi="Georgia"/>
-          <w:sz w:val="24"/>
-          <w:szCs w:val="24"/>
+        <w:t xml:space="preserve">1.5 </w:t>
+      </w:r>
+      <w:r>
+        <w:rPr>
+          <w:rFonts w:ascii="Georgia" w:hAnsi="Georgia"/>
+          <w:b/>
+          <w:bCs/>
+        </w:rPr>
+        <w:t>Integración de diferentes orígenes de datos:</w:t>
+      </w:r>
+      <w:r>
+        <w:rPr>
+          <w:rFonts w:ascii="Georgia" w:hAnsi="Georgia"/>
         </w:rPr>
         <w:t xml:space="preserve"> </w:t>
       </w:r>
       <w:r>
         <w:rPr>
           <w:rFonts w:ascii="Georgia" w:hAnsi="Georgia"/>
-          <w:sz w:val="24"/>
-          <w:szCs w:val="24"/>
-        </w:rPr>
-        <w:t>Se corrigen errores, se eliminan duplicados y se manejan valores faltantes. El objetivo es asegurar que los datos sean confiables.</w:t>
-      </w:r>
-    </w:p>
-    <w:p>
-      <w:pPr>
-        <w:rPr>
-          <w:rFonts w:ascii="Georgia" w:hAnsi="Georgia"/>
-          <w:sz w:val="24"/>
-          <w:szCs w:val="24"/>
-        </w:rPr>
-      </w:pPr>
-      <w:r>
-        <w:rPr>
-          <w:rFonts w:ascii="Georgia" w:hAnsi="Georgia"/>
-          <w:b/>
-          <w:bCs/>
-          <w:sz w:val="24"/>
-          <w:szCs w:val="24"/>
-        </w:rPr>
-        <w:t xml:space="preserve">1.4 </w:t>
-      </w:r>
-      <w:r>
-        <w:rPr>
-          <w:rFonts w:ascii="Georgia" w:hAnsi="Georgia"/>
-          <w:b/>
-          <w:bCs/>
-          <w:sz w:val="24"/>
-          <w:szCs w:val="24"/>
-        </w:rPr>
-        <w:t>Cambios de formato:</w:t>
-      </w:r>
-      <w:r>
-        <w:rPr>
-          <w:rFonts w:ascii="Georgia" w:hAnsi="Georgia"/>
-          <w:sz w:val="24"/>
-          <w:szCs w:val="24"/>
-        </w:rPr>
-        <w:t xml:space="preserve"> </w:t>
-      </w:r>
-      <w:r>
-        <w:rPr>
-          <w:rFonts w:ascii="Georgia" w:hAnsi="Georgia"/>
-          <w:sz w:val="24"/>
-          <w:szCs w:val="24"/>
-        </w:rPr>
-        <w:t>Se transforman los datos (por ejemplo, convertir texto a números o estandarizar fechas) para que puedan ser procesados correctamente.</w:t>
+        </w:rPr>
+        <w:t>La integración de datos consiste en reunir información proveniente de distintas fuentes en un solo conjunto para su análisis. En este proyecto enfocado en los chats de Dota 2, esto puede implicar combinar mensajes de diferentes partidas o registros de chat para formar un conjunto de datos más complejo.</w:t>
       </w:r>
     </w:p>
     <w:p>
       <w:pPr>
         <w:pStyle w:val="NormalWeb"/>
-        <w:rPr>
-          <w:rFonts w:ascii="Georgia" w:hAnsi="Georgia"/>
-        </w:rPr>
-      </w:pPr>
-      <w:r>
-        <w:rPr>
-          <w:rFonts w:ascii="Georgia" w:hAnsi="Georgia"/>
-          <w:b/>
-          <w:bCs/>
-        </w:rPr>
-        <w:t xml:space="preserve">1.5 </w:t>
-      </w:r>
-      <w:r>
-        <w:rPr>
-          <w:rFonts w:ascii="Georgia" w:hAnsi="Georgia"/>
-          <w:b/>
-          <w:bCs/>
-        </w:rPr>
-        <w:t>Integración de diferentes orígenes de datos:</w:t>
-      </w:r>
-      <w:r>
-        <w:rPr>
-          <w:rFonts w:ascii="Georgia" w:hAnsi="Georgia"/>
-        </w:rPr>
-        <w:t xml:space="preserve"> </w:t>
-      </w:r>
-      <w:r>
-        <w:rPr>
-          <w:rFonts w:ascii="Georgia" w:hAnsi="Georgia"/>
-        </w:rPr>
-        <w:t>Se combinan datos provenientes de diferentes fuentes para formar un solo conjunto completo.</w:t>
+        <w:spacing w:line="480" w:lineRule="auto"/>
+        <w:ind w:firstLine="720"/>
+        <w:rPr>
+          <w:rFonts w:ascii="Georgia" w:hAnsi="Georgia"/>
+        </w:rPr>
+      </w:pPr>
+      <w:r>
+        <w:rPr>
+          <w:rFonts w:ascii="Georgia" w:hAnsi="Georgia"/>
+        </w:rPr>
+        <w:t>Al integrar la información, es importante asegurarse de que todos los datos tengan un formato similar y sean compatibles entre sí, evitando inconsistencias o errores. Esto permite trabajar con un conjunto de datos mas amplio y representativo, lo cual mejora la calidad del análisis.</w:t>
+      </w:r>
+    </w:p>
+    <w:p>
+      <w:pPr>
+        <w:pStyle w:val="NormalWeb"/>
+        <w:spacing w:line="480" w:lineRule="auto"/>
+        <w:ind w:firstLine="720"/>
+        <w:rPr>
+          <w:rFonts w:ascii="Georgia" w:hAnsi="Georgia"/>
+        </w:rPr>
+      </w:pPr>
+      <w:r>
+        <w:rPr>
+          <w:rFonts w:ascii="Georgia" w:hAnsi="Georgia"/>
+        </w:rPr>
+        <w:t>El objetivo de esta etapa es contar con una base de datos unificada que permita al modelo identificar mejor los patrones de comportamiento toxico en distintos contextos dentro del juego.</w:t>
       </w:r>
     </w:p>
     <w:p>
@@ -880,43 +924,57 @@
     </w:p>
     <w:p>
       <w:pPr>
-        <w:rPr>
-          <w:rFonts w:ascii="Georgia" w:hAnsi="Georgia"/>
-          <w:sz w:val="24"/>
-          <w:szCs w:val="24"/>
-        </w:rPr>
-      </w:pPr>
-      <w:r>
-        <w:rPr>
-          <w:rFonts w:ascii="Georgia" w:hAnsi="Georgia"/>
-        </w:rPr>
-        <w:t xml:space="preserve">Una vez que los datos están preparados, se procede a crear el modelo predictivo. En esta etapa se aplican </w:t>
-      </w:r>
-      <w:r>
-        <w:rPr>
-          <w:rFonts w:ascii="Georgia" w:hAnsi="Georgia"/>
-          <w:sz w:val="24"/>
-          <w:szCs w:val="24"/>
-        </w:rPr>
-        <w:t xml:space="preserve">de minería de datos o algoritmos de aprendizaje automático al conjunto de datos preparado para encontrar patrones y realizar predicciones. </w:t>
-      </w:r>
-    </w:p>
-    <w:p>
-      <w:pPr>
         <w:pStyle w:val="NormalWeb"/>
-        <w:rPr>
-          <w:rFonts w:ascii="Georgia" w:hAnsi="Georgia"/>
-        </w:rPr>
-      </w:pPr>
-      <w:r>
-        <w:rPr>
-          <w:rFonts w:ascii="Georgia" w:hAnsi="Georgia"/>
-        </w:rPr>
-        <w:t>El objetivo es construir un modelo que pueda interpretar los datos y generar resultados útiles.</w:t>
-      </w:r>
-    </w:p>
-    <w:p>
-      <w:pPr>
+        <w:spacing w:line="480" w:lineRule="auto"/>
+        <w:ind w:firstLine="720"/>
+        <w:rPr>
+          <w:rFonts w:ascii="Georgia" w:hAnsi="Georgia"/>
+        </w:rPr>
+      </w:pPr>
+      <w:r>
+        <w:rPr>
+          <w:rFonts w:ascii="Georgia" w:hAnsi="Georgia"/>
+        </w:rPr>
+        <w:t>El modelado de datos es la etapa en la que se construye el modelo predictivo utilizando la información previamente preparada. En este proyecto, el objetivo es desarrollar un modelo capaz de identificar si un mensaje de chat en Dota 2 es toxico o no.</w:t>
+      </w:r>
+    </w:p>
+    <w:p>
+      <w:pPr>
+        <w:pStyle w:val="NormalWeb"/>
+        <w:spacing w:line="480" w:lineRule="auto"/>
+        <w:ind w:firstLine="720"/>
+        <w:rPr>
+          <w:rFonts w:ascii="Georgia" w:hAnsi="Georgia"/>
+        </w:rPr>
+      </w:pPr>
+      <w:r>
+        <w:rPr>
+          <w:rFonts w:ascii="Georgia" w:hAnsi="Georgia"/>
+        </w:rPr>
+        <w:t>Para lograrlo, se utilizan algoritmos de clasificación, los cuales analizan los datos y aprenden a reconocer patrones en el lenguaje de los jugadores. A partir de estos patrones, el modelo puede hacer predicciones sobre nuevos mensajes que no ha visto antes.</w:t>
+      </w:r>
+    </w:p>
+    <w:p>
+      <w:pPr>
+        <w:pStyle w:val="NormalWeb"/>
+        <w:spacing w:line="480" w:lineRule="auto"/>
+        <w:ind w:firstLine="720"/>
+        <w:rPr>
+          <w:rFonts w:ascii="Georgia" w:hAnsi="Georgia"/>
+        </w:rPr>
+      </w:pPr>
+      <w:r>
+        <w:rPr>
+          <w:rFonts w:ascii="Georgia" w:hAnsi="Georgia"/>
+        </w:rPr>
+        <w:lastRenderedPageBreak/>
+        <w:t>El objetivo de esta etapa es lograr que el modelo aprenda a diferenciar entre lenguaje normal y lenguaje toxico, de forma que pueda ser utilizado posteriormente en la detección automática de este tipo de comportamiento.</w:t>
+      </w:r>
+    </w:p>
+    <w:p>
+      <w:pPr>
+        <w:spacing w:line="480" w:lineRule="auto"/>
+        <w:ind w:firstLine="720"/>
         <w:rPr>
           <w:rFonts w:ascii="Georgia" w:hAnsi="Georgia"/>
           <w:sz w:val="24"/>
@@ -949,12 +1007,59 @@
           <w:sz w:val="24"/>
           <w:szCs w:val="24"/>
         </w:rPr>
-        <w:t xml:space="preserve"> Las técnicas de minería de datos son métodos o algoritmos que se utilizan para encontrar patrones y hacer predicciones a partir de los datos. Estos algoritmos analizan la información disponible para descubrir relaciones, tendencias o comportamientos que no son visibles a simple vista.  </w:t>
-      </w:r>
-    </w:p>
-    <w:p>
-      <w:pPr>
-        <w:spacing w:before="100" w:beforeAutospacing="1" w:after="100" w:afterAutospacing="1" w:line="240" w:lineRule="auto"/>
+        <w:t xml:space="preserve"> </w:t>
+      </w:r>
+      <w:r>
+        <w:rPr>
+          <w:rFonts w:ascii="Georgia" w:hAnsi="Georgia"/>
+          <w:sz w:val="24"/>
+          <w:szCs w:val="24"/>
+        </w:rPr>
+        <w:t>Las técnicas de minería de datos son métodos que permiten analizar la información para encontrar patrones y realizar predicciones. En este proyecto, estas técnicas se utilizan para identificar lenguaje toxico en los mensajes de chat de Dota 2.</w:t>
+      </w:r>
+    </w:p>
+    <w:p>
+      <w:pPr>
+        <w:spacing w:line="480" w:lineRule="auto"/>
+        <w:ind w:firstLine="720"/>
+        <w:rPr>
+          <w:rFonts w:ascii="Georgia" w:hAnsi="Georgia"/>
+          <w:sz w:val="24"/>
+          <w:szCs w:val="24"/>
+        </w:rPr>
+      </w:pPr>
+      <w:r>
+        <w:rPr>
+          <w:rFonts w:ascii="Georgia" w:hAnsi="Georgia"/>
+          <w:sz w:val="24"/>
+          <w:szCs w:val="24"/>
+        </w:rPr>
+        <w:t>A través de estas técnicas, el modelo es capaz de diferenciar entre mensajes normales y mensajes ofensivos, incluso cuando no contienen palabras explícitamente prohibidas, sino formas indirectas de agresión.</w:t>
+      </w:r>
+    </w:p>
+    <w:p>
+      <w:pPr>
+        <w:spacing w:line="480" w:lineRule="auto"/>
+        <w:ind w:firstLine="720"/>
+        <w:rPr>
+          <w:rFonts w:ascii="Georgia" w:hAnsi="Georgia"/>
+          <w:sz w:val="24"/>
+          <w:szCs w:val="24"/>
+        </w:rPr>
+      </w:pPr>
+      <w:r>
+        <w:rPr>
+          <w:rFonts w:ascii="Georgia" w:hAnsi="Georgia"/>
+          <w:sz w:val="24"/>
+          <w:szCs w:val="24"/>
+        </w:rPr>
+        <w:t>El uso de estas técnicas, el modelo es capaz de diferenciar entre mensajes normales y mensajes ofensivos, incluso cuando no contienen palabras explícitamente prohibidas, sino formas indirectas de agresión.</w:t>
+      </w:r>
+    </w:p>
+    <w:p>
+      <w:pPr>
+        <w:spacing w:line="480" w:lineRule="auto"/>
+        <w:ind w:firstLine="720"/>
         <w:rPr>
           <w:rFonts w:ascii="Georgia" w:eastAsia="Times New Roman" w:hAnsi="Georgia" w:cs="Times New Roman"/>
           <w:sz w:val="24"/>
@@ -964,293 +1069,88 @@
       </w:pPr>
       <w:r>
         <w:rPr>
-          <w:rFonts w:ascii="Georgia" w:eastAsia="Times New Roman" w:hAnsi="Georgia" w:cs="Times New Roman"/>
-          <w:sz w:val="24"/>
-          <w:szCs w:val="24"/>
-          <w:lang w:eastAsia="es-MX"/>
-        </w:rPr>
-        <w:t>Un ejemplo claro de éxito en la aplicación de técnicas de minería de datos es el caso de la empresa Vodafone.</w:t>
-      </w:r>
-    </w:p>
-    <w:p>
-      <w:pPr>
-        <w:spacing w:before="100" w:beforeAutospacing="1" w:after="100" w:afterAutospacing="1" w:line="240" w:lineRule="auto"/>
-        <w:rPr>
-          <w:rFonts w:ascii="Georgia" w:eastAsia="Times New Roman" w:hAnsi="Georgia" w:cs="Times New Roman"/>
-          <w:sz w:val="24"/>
-          <w:szCs w:val="24"/>
-          <w:lang w:eastAsia="es-MX"/>
-        </w:rPr>
-      </w:pPr>
-      <w:r>
-        <w:rPr>
-          <w:rFonts w:ascii="Georgia" w:eastAsia="Times New Roman" w:hAnsi="Georgia" w:cs="Times New Roman"/>
-          <w:sz w:val="24"/>
-          <w:szCs w:val="24"/>
-          <w:lang w:eastAsia="es-MX"/>
-        </w:rPr>
-        <w:t>Esta organización implementó herramientas de minería de datos y análisis de procesos para entender mejor cómo funcionaban sus operaciones internas. Antes de aplicar estas técnicas, la empresa tenía dificultades para identificar errores y áreas de mejora dentro de sus procesos.</w:t>
-      </w:r>
-    </w:p>
-    <w:p>
-      <w:pPr>
-        <w:spacing w:before="100" w:beforeAutospacing="1" w:after="100" w:afterAutospacing="1" w:line="240" w:lineRule="auto"/>
-        <w:rPr>
-          <w:rFonts w:ascii="Georgia" w:eastAsia="Times New Roman" w:hAnsi="Georgia" w:cs="Times New Roman"/>
-          <w:sz w:val="24"/>
-          <w:szCs w:val="24"/>
-          <w:lang w:eastAsia="es-MX"/>
-        </w:rPr>
-      </w:pPr>
-      <w:r>
-        <w:rPr>
-          <w:rFonts w:ascii="Georgia" w:eastAsia="Times New Roman" w:hAnsi="Georgia" w:cs="Times New Roman"/>
-          <w:sz w:val="24"/>
-          <w:szCs w:val="24"/>
-          <w:lang w:eastAsia="es-MX"/>
-        </w:rPr>
-        <w:t xml:space="preserve">Gracias al uso de tecnologías de minería de datos (como las desarrolladas por </w:t>
-      </w:r>
-      <w:proofErr w:type="spellStart"/>
-      <w:r>
-        <w:rPr>
-          <w:rFonts w:ascii="Georgia" w:eastAsia="Times New Roman" w:hAnsi="Georgia" w:cs="Times New Roman"/>
-          <w:sz w:val="24"/>
-          <w:szCs w:val="24"/>
-          <w:lang w:eastAsia="es-MX"/>
-        </w:rPr>
-        <w:t>Celonis</w:t>
-      </w:r>
-      <w:proofErr w:type="spellEnd"/>
-      <w:r>
-        <w:rPr>
-          <w:rFonts w:ascii="Georgia" w:eastAsia="Times New Roman" w:hAnsi="Georgia" w:cs="Times New Roman"/>
-          <w:sz w:val="24"/>
-          <w:szCs w:val="24"/>
-          <w:lang w:eastAsia="es-MX"/>
-        </w:rPr>
-        <w:t xml:space="preserve">), Vodafone logró analizar grandes volúmenes de información y obtener una visión más clara de cómo se ejecutaban realmente sus procesos en la práctica. </w:t>
-      </w:r>
-    </w:p>
-    <w:p>
-      <w:pPr>
-        <w:spacing w:before="100" w:beforeAutospacing="1" w:after="100" w:afterAutospacing="1" w:line="240" w:lineRule="auto"/>
-        <w:rPr>
-          <w:rFonts w:ascii="Georgia" w:eastAsia="Times New Roman" w:hAnsi="Georgia" w:cs="Times New Roman"/>
-          <w:sz w:val="24"/>
-          <w:szCs w:val="24"/>
-          <w:lang w:eastAsia="es-MX"/>
-        </w:rPr>
-      </w:pPr>
-      <w:r>
-        <w:rPr>
-          <w:rFonts w:ascii="Georgia" w:eastAsia="Times New Roman" w:hAnsi="Georgia" w:cs="Times New Roman"/>
-          <w:sz w:val="24"/>
-          <w:szCs w:val="24"/>
-          <w:lang w:eastAsia="es-MX"/>
-        </w:rPr>
-        <w:t>Como resultado, la empresa consiguió:</w:t>
-      </w:r>
-    </w:p>
-    <w:p>
-      <w:pPr>
-        <w:numPr>
-          <w:ilvl w:val="0"/>
-          <w:numId w:val="3"/>
-        </w:numPr>
-        <w:spacing w:before="100" w:beforeAutospacing="1" w:after="100" w:afterAutospacing="1" w:line="240" w:lineRule="auto"/>
-        <w:rPr>
-          <w:rFonts w:ascii="Georgia" w:eastAsia="Times New Roman" w:hAnsi="Georgia" w:cs="Times New Roman"/>
-          <w:sz w:val="24"/>
-          <w:szCs w:val="24"/>
-          <w:lang w:eastAsia="es-MX"/>
-        </w:rPr>
-      </w:pPr>
-      <w:r>
-        <w:rPr>
-          <w:rFonts w:ascii="Georgia" w:eastAsia="Times New Roman" w:hAnsi="Georgia" w:cs="Times New Roman"/>
-          <w:sz w:val="24"/>
-          <w:szCs w:val="24"/>
-          <w:lang w:eastAsia="es-MX"/>
-        </w:rPr>
-        <w:t>Mayor eficiencia en sus operaciones internas</w:t>
-      </w:r>
-    </w:p>
-    <w:p>
-      <w:pPr>
-        <w:numPr>
-          <w:ilvl w:val="0"/>
-          <w:numId w:val="3"/>
-        </w:numPr>
-        <w:spacing w:before="100" w:beforeAutospacing="1" w:after="100" w:afterAutospacing="1" w:line="240" w:lineRule="auto"/>
-        <w:rPr>
-          <w:rFonts w:ascii="Georgia" w:eastAsia="Times New Roman" w:hAnsi="Georgia" w:cs="Times New Roman"/>
-          <w:sz w:val="24"/>
-          <w:szCs w:val="24"/>
-          <w:lang w:eastAsia="es-MX"/>
-        </w:rPr>
-      </w:pPr>
-      <w:r>
-        <w:rPr>
-          <w:rFonts w:ascii="Georgia" w:eastAsia="Times New Roman" w:hAnsi="Georgia" w:cs="Times New Roman"/>
-          <w:sz w:val="24"/>
-          <w:szCs w:val="24"/>
-          <w:lang w:eastAsia="es-MX"/>
-        </w:rPr>
-        <w:t>Identificación de fallas en los procesos</w:t>
-      </w:r>
-    </w:p>
-    <w:p>
-      <w:pPr>
-        <w:numPr>
-          <w:ilvl w:val="0"/>
-          <w:numId w:val="3"/>
-        </w:numPr>
-        <w:spacing w:before="100" w:beforeAutospacing="1" w:after="100" w:afterAutospacing="1" w:line="240" w:lineRule="auto"/>
-        <w:rPr>
-          <w:rFonts w:ascii="Georgia" w:eastAsia="Times New Roman" w:hAnsi="Georgia" w:cs="Times New Roman"/>
-          <w:sz w:val="24"/>
-          <w:szCs w:val="24"/>
-          <w:lang w:eastAsia="es-MX"/>
-        </w:rPr>
-      </w:pPr>
-      <w:r>
-        <w:rPr>
-          <w:rFonts w:ascii="Georgia" w:eastAsia="Times New Roman" w:hAnsi="Georgia" w:cs="Times New Roman"/>
-          <w:sz w:val="24"/>
-          <w:szCs w:val="24"/>
-          <w:lang w:eastAsia="es-MX"/>
-        </w:rPr>
-        <w:t>Mejora en la toma de decisiones basada en datos</w:t>
-      </w:r>
-    </w:p>
-    <w:p>
-      <w:pPr>
-        <w:numPr>
-          <w:ilvl w:val="0"/>
-          <w:numId w:val="3"/>
-        </w:numPr>
-        <w:spacing w:before="100" w:beforeAutospacing="1" w:after="100" w:afterAutospacing="1" w:line="240" w:lineRule="auto"/>
-        <w:rPr>
-          <w:rFonts w:ascii="Georgia" w:eastAsia="Times New Roman" w:hAnsi="Georgia" w:cs="Times New Roman"/>
-          <w:sz w:val="24"/>
-          <w:szCs w:val="24"/>
-          <w:lang w:eastAsia="es-MX"/>
-        </w:rPr>
-      </w:pPr>
-      <w:r>
-        <w:rPr>
-          <w:rFonts w:ascii="Georgia" w:eastAsia="Times New Roman" w:hAnsi="Georgia" w:cs="Times New Roman"/>
-          <w:sz w:val="24"/>
-          <w:szCs w:val="24"/>
-          <w:lang w:eastAsia="es-MX"/>
-        </w:rPr>
-        <w:t>Optimización del rendimiento empresarial</w:t>
-      </w:r>
-    </w:p>
-    <w:p>
-      <w:pPr>
-        <w:spacing w:before="100" w:beforeAutospacing="1" w:after="100" w:afterAutospacing="1" w:line="240" w:lineRule="auto"/>
-        <w:rPr>
-          <w:rFonts w:ascii="Georgia" w:eastAsia="Times New Roman" w:hAnsi="Georgia" w:cs="Times New Roman"/>
-          <w:sz w:val="24"/>
-          <w:szCs w:val="24"/>
-          <w:lang w:eastAsia="es-MX"/>
-        </w:rPr>
-      </w:pPr>
-      <w:r>
-        <w:rPr>
-          <w:rFonts w:ascii="Georgia" w:eastAsia="Times New Roman" w:hAnsi="Georgia" w:cs="Times New Roman"/>
-          <w:sz w:val="24"/>
-          <w:szCs w:val="24"/>
-          <w:lang w:eastAsia="es-MX"/>
+          <w:rFonts w:ascii="Georgia" w:hAnsi="Georgia"/>
+          <w:sz w:val="24"/>
+          <w:szCs w:val="24"/>
+        </w:rPr>
+        <w:t>El uso de estas herramientas permite automatizar la detección de comportamientos negativos, facilitando su análisis y posible control dentro del entorno del juego.</w:t>
+      </w:r>
+    </w:p>
+    <w:p>
+      <w:pPr>
+        <w:rPr>
+          <w:rFonts w:ascii="Georgia" w:hAnsi="Georgia"/>
+          <w:sz w:val="24"/>
+          <w:szCs w:val="24"/>
+        </w:rPr>
+      </w:pPr>
+    </w:p>
+    <w:p>
+      <w:pPr>
+        <w:spacing w:line="480" w:lineRule="auto"/>
+        <w:ind w:firstLine="720"/>
+        <w:rPr>
+          <w:rFonts w:ascii="Georgia" w:hAnsi="Georgia"/>
+          <w:sz w:val="24"/>
+          <w:szCs w:val="24"/>
+        </w:rPr>
+      </w:pPr>
+      <w:r>
+        <w:rPr>
+          <w:rFonts w:ascii="Georgia" w:hAnsi="Georgia"/>
+          <w:b/>
+          <w:bCs/>
+          <w:sz w:val="24"/>
+          <w:szCs w:val="24"/>
+        </w:rPr>
+        <w:t xml:space="preserve">2.2 </w:t>
+      </w:r>
+      <w:r>
+        <w:rPr>
+          <w:rFonts w:ascii="Georgia" w:hAnsi="Georgia"/>
+          <w:b/>
+          <w:bCs/>
+          <w:sz w:val="24"/>
+          <w:szCs w:val="24"/>
+        </w:rPr>
+        <w:t>Selección de técnicas de modelado:</w:t>
+      </w:r>
+      <w:r>
+        <w:rPr>
+          <w:rFonts w:ascii="Georgia" w:hAnsi="Georgia"/>
+          <w:sz w:val="24"/>
+          <w:szCs w:val="24"/>
+        </w:rPr>
+        <w:t xml:space="preserve"> La selección de técnicas de modelado consiste en elegir los algoritmos mas adecuados para resolver el problema planteado. En este proyecto, enfocado en la detección de lenguaje toxico en los chats de Dota 2, se requieren modelos capaces de trabajar con datos de texto y realizar clasificaciones.</w:t>
+      </w:r>
+      <w:r>
+        <w:rPr>
+          <w:rFonts w:ascii="Georgia" w:hAnsi="Georgia"/>
+          <w:sz w:val="24"/>
+          <w:szCs w:val="24"/>
+        </w:rPr>
+        <w:t xml:space="preserve"> </w:t>
+      </w:r>
+    </w:p>
+    <w:p>
+      <w:pPr>
+        <w:spacing w:line="480" w:lineRule="auto"/>
+        <w:ind w:firstLine="720"/>
+        <w:rPr>
+          <w:rFonts w:ascii="Georgia" w:hAnsi="Georgia"/>
+          <w:sz w:val="24"/>
+          <w:szCs w:val="24"/>
+        </w:rPr>
+      </w:pPr>
+      <w:r>
+        <w:rPr>
+          <w:rFonts w:ascii="Georgia" w:hAnsi="Georgia"/>
+          <w:b/>
+          <w:bCs/>
+          <w:sz w:val="24"/>
+          <w:szCs w:val="24"/>
         </w:rPr>
         <w:lastRenderedPageBreak/>
-        <w:t xml:space="preserve">Este caso demuestra que la minería de datos no solo sirve para analizar información, sino también para </w:t>
-      </w:r>
-      <w:r>
-        <w:rPr>
-          <w:rFonts w:ascii="Georgia" w:eastAsia="Times New Roman" w:hAnsi="Georgia" w:cs="Times New Roman"/>
-          <w:b/>
-          <w:bCs/>
-          <w:sz w:val="24"/>
-          <w:szCs w:val="24"/>
-          <w:lang w:eastAsia="es-MX"/>
-        </w:rPr>
-        <w:t>mejorar procesos, reducir errores y aumentar la eficiencia en las organizaciones</w:t>
-      </w:r>
-      <w:r>
-        <w:rPr>
-          <w:rFonts w:ascii="Georgia" w:eastAsia="Times New Roman" w:hAnsi="Georgia" w:cs="Times New Roman"/>
-          <w:sz w:val="24"/>
-          <w:szCs w:val="24"/>
-          <w:lang w:eastAsia="es-MX"/>
-        </w:rPr>
-        <w:t>.</w:t>
-      </w:r>
-    </w:p>
-    <w:p>
-      <w:pPr>
-        <w:rPr>
-          <w:rFonts w:ascii="Georgia" w:hAnsi="Georgia"/>
-          <w:sz w:val="24"/>
-          <w:szCs w:val="24"/>
-        </w:rPr>
-      </w:pPr>
-    </w:p>
-    <w:p>
-      <w:pPr>
-        <w:rPr>
-          <w:rFonts w:ascii="Georgia" w:hAnsi="Georgia"/>
-          <w:sz w:val="24"/>
-          <w:szCs w:val="24"/>
-        </w:rPr>
-      </w:pPr>
-      <w:r>
-        <w:rPr>
-          <w:rFonts w:ascii="Georgia" w:hAnsi="Georgia"/>
-          <w:b/>
-          <w:bCs/>
-          <w:sz w:val="24"/>
-          <w:szCs w:val="24"/>
-        </w:rPr>
-        <w:t xml:space="preserve">2.2 </w:t>
-      </w:r>
-      <w:r>
-        <w:rPr>
-          <w:rFonts w:ascii="Georgia" w:hAnsi="Georgia"/>
-          <w:b/>
-          <w:bCs/>
-          <w:sz w:val="24"/>
-          <w:szCs w:val="24"/>
-        </w:rPr>
-        <w:t>Selección de técnicas de modelado:</w:t>
-      </w:r>
-      <w:r>
-        <w:rPr>
-          <w:rFonts w:ascii="Georgia" w:hAnsi="Georgia"/>
-          <w:sz w:val="24"/>
-          <w:szCs w:val="24"/>
-        </w:rPr>
-        <w:t xml:space="preserve"> La selección de técnicas de modelado consiste en elegir qué tipo de algoritmo o método se utilizará para construir el modelo predictivo. </w:t>
-      </w:r>
-    </w:p>
-    <w:p>
-      <w:pPr>
-        <w:rPr>
-          <w:rFonts w:ascii="Georgia" w:hAnsi="Georgia"/>
-          <w:sz w:val="24"/>
-          <w:szCs w:val="24"/>
-        </w:rPr>
-      </w:pPr>
-      <w:r>
-        <w:rPr>
-          <w:rFonts w:ascii="Georgia" w:hAnsi="Georgia"/>
-          <w:b/>
-          <w:bCs/>
-          <w:sz w:val="24"/>
-          <w:szCs w:val="24"/>
-        </w:rPr>
         <w:t xml:space="preserve">2.3 </w:t>
       </w:r>
       <w:r>
@@ -1277,15 +1177,26 @@
           <w:sz w:val="24"/>
           <w:szCs w:val="24"/>
         </w:rPr>
-        <w:t>Se entrena el modelo con los datos para que aprenda patrones y pueda hacer predicciones sobre nuevos datos</w:t>
-      </w:r>
-      <w:r>
-        <w:rPr>
-          <w:rFonts w:ascii="Georgia" w:hAnsi="Georgia"/>
-          <w:sz w:val="24"/>
-          <w:szCs w:val="24"/>
-        </w:rPr>
-        <w:t>.</w:t>
+        <w:t>El modelado del conjunto de datos consiste en entrenar el modelo utilizando la información previamente preparada, con el fin de que aprenda a identificar patrones y pueda realizar predicciones. En este proyecto se utilizan mensajes de chat de Dota 2 que han sido previamente clasificados como no tóxicos</w:t>
+      </w:r>
+    </w:p>
+    <w:p>
+      <w:pPr>
+        <w:spacing w:line="480" w:lineRule="auto"/>
+        <w:ind w:firstLine="720"/>
+        <w:rPr>
+          <w:rFonts w:ascii="Georgia" w:hAnsi="Georgia"/>
+          <w:sz w:val="24"/>
+          <w:szCs w:val="24"/>
+        </w:rPr>
+      </w:pPr>
+      <w:r>
+        <w:rPr>
+          <w:rFonts w:ascii="Georgia" w:hAnsi="Georgia"/>
+          <w:sz w:val="24"/>
+          <w:szCs w:val="24"/>
+        </w:rPr>
+        <w:t>El objetivo de esta etapa es lograr que el modelo aprenda de manera efectiva a partir de los datos disponibles, para que pueda ser utilizado posteriormente en la detección automática de lenguaje toxico.</w:t>
       </w:r>
     </w:p>
     <w:p>
@@ -1570,6 +1481,7 @@
           <w:sz w:val="24"/>
           <w:szCs w:val="24"/>
         </w:rPr>
+        <w:lastRenderedPageBreak/>
         <w:t>3.1</w:t>
       </w:r>
       <w:r>
@@ -1657,7 +1569,6 @@
         <w:rPr>
           <w:rFonts w:ascii="Georgia" w:hAnsi="Georgia"/>
         </w:rPr>
-        <w:lastRenderedPageBreak/>
         <w:t>1.</w:t>
       </w:r>
       <w:r>
@@ -2044,6 +1955,7 @@
           <w:sz w:val="24"/>
           <w:szCs w:val="24"/>
         </w:rPr>
+        <w:lastRenderedPageBreak/>
         <w:t xml:space="preserve">4.2 </w:t>
       </w:r>
       <w:r>
@@ -2105,29 +2017,14 @@
           <w:rFonts w:ascii="Georgia" w:hAnsi="Georgia"/>
           <w:b/>
         </w:rPr>
-        <w:lastRenderedPageBreak/>
-        <w:t xml:space="preserve">4.3 </w:t>
-      </w:r>
-      <w:r>
-        <w:rPr>
-          <w:rFonts w:ascii="Georgia" w:hAnsi="Georgia"/>
-          <w:b/>
-        </w:rPr>
-        <w:t xml:space="preserve">Ejemplo de </w:t>
-      </w:r>
-      <w:r>
-        <w:rPr>
-          <w:rStyle w:val="Textoennegrita"/>
-          <w:rFonts w:ascii="Georgia" w:hAnsi="Georgia"/>
-        </w:rPr>
-        <w:t>reporte ejecutivo</w:t>
-      </w:r>
-      <w:r>
-        <w:rPr>
-          <w:rStyle w:val="Textoennegrita"/>
-          <w:rFonts w:ascii="Georgia" w:hAnsi="Georgia"/>
-        </w:rPr>
-        <w:t xml:space="preserve">: </w:t>
+        <w:t xml:space="preserve">4.3 Ejemplo de </w:t>
+      </w:r>
+      <w:r>
+        <w:rPr>
+          <w:rStyle w:val="Strong"/>
+          <w:rFonts w:ascii="Georgia" w:hAnsi="Georgia"/>
+        </w:rPr>
+        <w:t xml:space="preserve">reporte ejecutivo: </w:t>
       </w:r>
       <w:r>
         <w:rPr>
@@ -2476,7 +2373,6 @@
           <w:szCs w:val="24"/>
           <w:lang w:eastAsia="es-MX"/>
         </w:rPr>
-        <w:lastRenderedPageBreak/>
         <w:t>En conclusión, la metodología CRISP-DM no solo permite estructurar el análisis de datos, sino también asegurar que los resultados obtenidos sean útiles para la toma de decisiones en contextos reales, integrando tanto el análisis técnico como la aplicación práctica en las organizaciones.</w:t>
       </w:r>
     </w:p>
@@ -2500,7 +2396,7 @@
 </file>
 
 <file path=word/numbering.xml><?xml version="1.0" encoding="utf-8"?>
-<w:numbering xmlns:wpc="http://schemas.microsoft.com/office/word/2010/wordprocessingCanvas" xmlns:cx="http://schemas.microsoft.com/office/drawing/2014/chartex" xmlns:mc="http://schemas.openxmlformats.org/markup-compatibility/2006" xmlns:o="urn:schemas-microsoft-com:office:office" xmlns:r="http://schemas.openxmlformats.org/officeDocument/2006/relationships" xmlns:m="http://schemas.openxmlformats.org/officeDocument/2006/math" xmlns:v="urn:schemas-microsoft-com:vml" xmlns:wp14="http://schemas.microsoft.com/office/word/2010/wordprocessingDrawing" xmlns:wp="http://schemas.openxmlformats.org/drawingml/2006/wordprocessingDrawing" xmlns:w10="urn:schemas-microsoft-com:office:word" xmlns:w="http://schemas.openxmlformats.org/wordprocessingml/2006/main" xmlns:w14="http://schemas.microsoft.com/office/word/2010/wordml" xmlns:w15="http://schemas.microsoft.com/office/word/2012/wordml" xmlns:w16se="http://schemas.microsoft.com/office/word/2015/wordml/symex" xmlns:wpg="http://schemas.microsoft.com/office/word/2010/wordprocessingGroup" xmlns:wpi="http://schemas.microsoft.com/office/word/2010/wordprocessingInk" xmlns:wne="http://schemas.microsoft.com/office/word/2006/wordml" xmlns:wps="http://schemas.microsoft.com/office/word/2010/wordprocessingShape" mc:Ignorable="w14 w15 w16se wp14">
+<w:numbering xmlns:wpc="http://schemas.microsoft.com/office/word/2010/wordprocessingCanvas" xmlns:cx="http://schemas.microsoft.com/office/drawing/2014/chartex" xmlns:cx1="http://schemas.microsoft.com/office/drawing/2015/9/8/chartex" xmlns:cx2="http://schemas.microsoft.com/office/drawing/2015/10/21/chartex" xmlns:cx3="http://schemas.microsoft.com/office/drawing/2016/5/9/chartex" xmlns:cx4="http://schemas.microsoft.com/office/drawing/2016/5/10/chartex" xmlns:cx5="http://schemas.microsoft.com/office/drawing/2016/5/11/chartex" xmlns:cx6="http://schemas.microsoft.com/office/drawing/2016/5/12/chartex" xmlns:cx7="http://schemas.microsoft.com/office/drawing/2016/5/13/chartex" xmlns:cx8="http://schemas.microsoft.com/office/drawing/2016/5/14/chartex" xmlns:mc="http://schemas.openxmlformats.org/markup-compatibility/2006" xmlns:aink="http://schemas.microsoft.com/office/drawing/2016/ink" xmlns:am3d="http://schemas.microsoft.com/office/drawing/2017/model3d" xmlns:o="urn:schemas-microsoft-com:office:office" xmlns:oel="http://schemas.microsoft.com/office/2019/extlst" xmlns:r="http://schemas.openxmlformats.org/officeDocument/2006/relationships" xmlns:m="http://schemas.openxmlformats.org/officeDocument/2006/math" xmlns:v="urn:schemas-microsoft-com:vml" xmlns:wp14="http://schemas.microsoft.com/office/word/2010/wordprocessingDrawing" xmlns:wp="http://schemas.openxmlformats.org/drawingml/2006/wordprocessingDrawing" xmlns:w10="urn:schemas-microsoft-com:office:word" xmlns:w="http://schemas.openxmlformats.org/wordprocessingml/2006/main" xmlns:w14="http://schemas.microsoft.com/office/word/2010/wordml" xmlns:w15="http://schemas.microsoft.com/office/word/2012/wordml" xmlns:w16cex="http://schemas.microsoft.com/office/word/2018/wordml/cex" xmlns:w16cid="http://schemas.microsoft.com/office/word/2016/wordml/cid" xmlns:w16="http://schemas.microsoft.com/office/word/2018/wordml" xmlns:w16du="http://schemas.microsoft.com/office/word/2023/wordml/word16du" xmlns:w16sdtdh="http://schemas.microsoft.com/office/word/2020/wordml/sdtdatahash" xmlns:w16sdtfl="http://schemas.microsoft.com/office/word/2024/wordml/sdtformatlock" xmlns:w16se="http://schemas.microsoft.com/office/word/2015/wordml/symex" xmlns:wpg="http://schemas.microsoft.com/office/word/2010/wordprocessingGroup" xmlns:wpi="http://schemas.microsoft.com/office/word/2010/wordprocessingInk" xmlns:wne="http://schemas.microsoft.com/office/word/2006/wordml" xmlns:wps="http://schemas.microsoft.com/office/word/2010/wordprocessingShape" mc:Ignorable="w14 w15 w16se w16cid w16 w16cex w16sdtdh w16sdtfl w16du wp14">
   <w:abstractNum w:abstractNumId="0" w15:restartNumberingAfterBreak="0">
     <w:nsid w:val="33283E12"/>
     <w:multiLevelType w:val="multilevel"/>
@@ -2764,6 +2660,95 @@
     </w:lvl>
   </w:abstractNum>
   <w:abstractNum w:abstractNumId="2" w15:restartNumberingAfterBreak="0">
+    <w:nsid w:val="5FE052C6"/>
+    <w:multiLevelType w:val="hybridMultilevel"/>
+    <w:tmpl w:val="42BA2D1C"/>
+    <w:lvl w:ilvl="0" w:tplc="080A000F">
+      <w:start w:val="1"/>
+      <w:numFmt w:val="decimal"/>
+      <w:lvlText w:val="%1."/>
+      <w:lvlJc w:val="left"/>
+      <w:pPr>
+        <w:ind w:left="720" w:hanging="360"/>
+      </w:pPr>
+      <w:rPr>
+        <w:rFonts w:hint="default"/>
+      </w:rPr>
+    </w:lvl>
+    <w:lvl w:ilvl="1" w:tplc="080A0019" w:tentative="1">
+      <w:start w:val="1"/>
+      <w:numFmt w:val="lowerLetter"/>
+      <w:lvlText w:val="%2."/>
+      <w:lvlJc w:val="left"/>
+      <w:pPr>
+        <w:ind w:left="1440" w:hanging="360"/>
+      </w:pPr>
+    </w:lvl>
+    <w:lvl w:ilvl="2" w:tplc="080A001B" w:tentative="1">
+      <w:start w:val="1"/>
+      <w:numFmt w:val="lowerRoman"/>
+      <w:lvlText w:val="%3."/>
+      <w:lvlJc w:val="right"/>
+      <w:pPr>
+        <w:ind w:left="2160" w:hanging="180"/>
+      </w:pPr>
+    </w:lvl>
+    <w:lvl w:ilvl="3" w:tplc="080A000F" w:tentative="1">
+      <w:start w:val="1"/>
+      <w:numFmt w:val="decimal"/>
+      <w:lvlText w:val="%4."/>
+      <w:lvlJc w:val="left"/>
+      <w:pPr>
+        <w:ind w:left="2880" w:hanging="360"/>
+      </w:pPr>
+    </w:lvl>
+    <w:lvl w:ilvl="4" w:tplc="080A0019" w:tentative="1">
+      <w:start w:val="1"/>
+      <w:numFmt w:val="lowerLetter"/>
+      <w:lvlText w:val="%5."/>
+      <w:lvlJc w:val="left"/>
+      <w:pPr>
+        <w:ind w:left="3600" w:hanging="360"/>
+      </w:pPr>
+    </w:lvl>
+    <w:lvl w:ilvl="5" w:tplc="080A001B" w:tentative="1">
+      <w:start w:val="1"/>
+      <w:numFmt w:val="lowerRoman"/>
+      <w:lvlText w:val="%6."/>
+      <w:lvlJc w:val="right"/>
+      <w:pPr>
+        <w:ind w:left="4320" w:hanging="180"/>
+      </w:pPr>
+    </w:lvl>
+    <w:lvl w:ilvl="6" w:tplc="080A000F" w:tentative="1">
+      <w:start w:val="1"/>
+      <w:numFmt w:val="decimal"/>
+      <w:lvlText w:val="%7."/>
+      <w:lvlJc w:val="left"/>
+      <w:pPr>
+        <w:ind w:left="5040" w:hanging="360"/>
+      </w:pPr>
+    </w:lvl>
+    <w:lvl w:ilvl="7" w:tplc="080A0019" w:tentative="1">
+      <w:start w:val="1"/>
+      <w:numFmt w:val="lowerLetter"/>
+      <w:lvlText w:val="%8."/>
+      <w:lvlJc w:val="left"/>
+      <w:pPr>
+        <w:ind w:left="5760" w:hanging="360"/>
+      </w:pPr>
+    </w:lvl>
+    <w:lvl w:ilvl="8" w:tplc="080A001B" w:tentative="1">
+      <w:start w:val="1"/>
+      <w:numFmt w:val="lowerRoman"/>
+      <w:lvlText w:val="%9."/>
+      <w:lvlJc w:val="right"/>
+      <w:pPr>
+        <w:ind w:left="6480" w:hanging="180"/>
+      </w:pPr>
+    </w:lvl>
+  </w:abstractNum>
+  <w:abstractNum w:abstractNumId="3" w15:restartNumberingAfterBreak="0">
     <w:nsid w:val="72BE3FBE"/>
     <w:multiLevelType w:val="hybridMultilevel"/>
     <w:tmpl w:val="771CEAFE"/>
@@ -2876,20 +2861,23 @@
       </w:rPr>
     </w:lvl>
   </w:abstractNum>
-  <w:num w:numId="1">
-    <w:abstractNumId w:val="2"/>
+  <w:num w:numId="1" w16cid:durableId="492796296">
+    <w:abstractNumId w:val="3"/>
   </w:num>
-  <w:num w:numId="2">
+  <w:num w:numId="2" w16cid:durableId="745765144">
     <w:abstractNumId w:val="1"/>
   </w:num>
-  <w:num w:numId="3">
+  <w:num w:numId="3" w16cid:durableId="91780498">
     <w:abstractNumId w:val="0"/>
+  </w:num>
+  <w:num w:numId="4" w16cid:durableId="222496745">
+    <w:abstractNumId w:val="2"/>
   </w:num>
 </w:numbering>
 </file>
 
 <file path=word/styles.xml><?xml version="1.0" encoding="utf-8"?>
-<w:styles xmlns:mc="http://schemas.openxmlformats.org/markup-compatibility/2006" xmlns:r="http://schemas.openxmlformats.org/officeDocument/2006/relationships" xmlns:w="http://schemas.openxmlformats.org/wordprocessingml/2006/main" xmlns:w14="http://schemas.microsoft.com/office/word/2010/wordml" xmlns:w15="http://schemas.microsoft.com/office/word/2012/wordml" xmlns:w16se="http://schemas.microsoft.com/office/word/2015/wordml/symex" mc:Ignorable="w14 w15 w16se">
+<w:styles xmlns:mc="http://schemas.openxmlformats.org/markup-compatibility/2006" xmlns:r="http://schemas.openxmlformats.org/officeDocument/2006/relationships" xmlns:w="http://schemas.openxmlformats.org/wordprocessingml/2006/main" xmlns:w14="http://schemas.microsoft.com/office/word/2010/wordml" xmlns:w15="http://schemas.microsoft.com/office/word/2012/wordml" xmlns:w16cex="http://schemas.microsoft.com/office/word/2018/wordml/cex" xmlns:w16cid="http://schemas.microsoft.com/office/word/2016/wordml/cid" xmlns:w16="http://schemas.microsoft.com/office/word/2018/wordml" xmlns:w16du="http://schemas.microsoft.com/office/word/2023/wordml/word16du" xmlns:w16sdtdh="http://schemas.microsoft.com/office/word/2020/wordml/sdtdatahash" xmlns:w16sdtfl="http://schemas.microsoft.com/office/word/2024/wordml/sdtformatlock" xmlns:w16se="http://schemas.microsoft.com/office/word/2015/wordml/symex" mc:Ignorable="w14 w15 w16se w16cid w16 w16cex w16sdtdh w16sdtfl w16du">
   <w:docDefaults>
     <w:rPrDefault>
       <w:rPr>
@@ -2905,7 +2893,7 @@
       </w:pPr>
     </w:pPrDefault>
   </w:docDefaults>
-  <w:latentStyles w:defLockedState="0" w:defUIPriority="99" w:defSemiHidden="0" w:defUnhideWhenUsed="0" w:defQFormat="0" w:count="371">
+  <w:latentStyles w:defLockedState="0" w:defUIPriority="99" w:defSemiHidden="0" w:defUnhideWhenUsed="0" w:defQFormat="0" w:count="376">
     <w:lsdException w:name="Normal" w:uiPriority="0" w:qFormat="1"/>
     <w:lsdException w:name="heading 1" w:uiPriority="9" w:qFormat="1"/>
     <w:lsdException w:name="heading 2" w:semiHidden="1" w:uiPriority="9" w:unhideWhenUsed="1" w:qFormat="1"/>
@@ -3277,18 +3265,23 @@
     <w:lsdException w:name="List Table 5 Dark Accent 6" w:uiPriority="50"/>
     <w:lsdException w:name="List Table 6 Colorful Accent 6" w:uiPriority="51"/>
     <w:lsdException w:name="List Table 7 Colorful Accent 6" w:uiPriority="52"/>
+    <w:lsdException w:name="Mention" w:semiHidden="1" w:unhideWhenUsed="1"/>
+    <w:lsdException w:name="Smart Hyperlink" w:semiHidden="1" w:unhideWhenUsed="1"/>
+    <w:lsdException w:name="Hashtag" w:semiHidden="1" w:unhideWhenUsed="1"/>
+    <w:lsdException w:name="Unresolved Mention" w:semiHidden="1" w:unhideWhenUsed="1"/>
+    <w:lsdException w:name="Smart Link" w:semiHidden="1" w:unhideWhenUsed="1"/>
   </w:latentStyles>
   <w:style w:type="paragraph" w:default="1" w:styleId="Normal">
     <w:name w:val="Normal"/>
     <w:qFormat/>
   </w:style>
-  <w:style w:type="character" w:default="1" w:styleId="Fuentedeprrafopredeter">
+  <w:style w:type="character" w:default="1" w:styleId="DefaultParagraphFont">
     <w:name w:val="Default Paragraph Font"/>
     <w:uiPriority w:val="1"/>
     <w:semiHidden/>
     <w:unhideWhenUsed/>
   </w:style>
-  <w:style w:type="table" w:default="1" w:styleId="Tablanormal">
+  <w:style w:type="table" w:default="1" w:styleId="TableNormal">
     <w:name w:val="Normal Table"/>
     <w:uiPriority w:val="99"/>
     <w:semiHidden/>
@@ -3303,13 +3296,13 @@
       </w:tblCellMar>
     </w:tblPr>
   </w:style>
-  <w:style w:type="numbering" w:default="1" w:styleId="Sinlista">
+  <w:style w:type="numbering" w:default="1" w:styleId="NoList">
     <w:name w:val="No List"/>
     <w:uiPriority w:val="99"/>
     <w:semiHidden/>
     <w:unhideWhenUsed/>
   </w:style>
-  <w:style w:type="paragraph" w:styleId="Prrafodelista">
+  <w:style w:type="paragraph" w:styleId="ListParagraph">
     <w:name w:val="List Paragraph"/>
     <w:basedOn w:val="Normal"/>
     <w:uiPriority w:val="34"/>
@@ -3336,9 +3329,9 @@
       <w:lang w:eastAsia="es-MX"/>
     </w:rPr>
   </w:style>
-  <w:style w:type="character" w:styleId="Textoennegrita">
+  <w:style w:type="character" w:styleId="Strong">
     <w:name w:val="Strong"/>
-    <w:basedOn w:val="Fuentedeprrafopredeter"/>
+    <w:basedOn w:val="DefaultParagraphFont"/>
     <w:uiPriority w:val="22"/>
     <w:qFormat/>
     <w:rsid w:val="001E77A3"/>
@@ -3349,7 +3342,7 @@
   </w:style>
   <w:style w:type="character" w:customStyle="1" w:styleId="whitespace-normal">
     <w:name w:val="whitespace-normal"/>
-    <w:basedOn w:val="Fuentedeprrafopredeter"/>
+    <w:basedOn w:val="DefaultParagraphFont"/>
     <w:rsid w:val="00B533EA"/>
   </w:style>
 </w:styles>
